--- a/app/templates/responsibility_letter/template.docx
+++ b/app/templates/responsibility_letter/template.docx
@@ -80,6 +80,11 @@
     <w:p>
       <w:r>
         <w:t>确认地点：{{ confirm_location }}</w:t>
+      </w:r>
+    </w:p>
+    <w:p>
+      <w:r>
+        <w:t>安保负责人审核签名：{{ manager_signature }}</w:t>
       </w:r>
     </w:p>
     <w:sectPr>
